--- a/zaini_case_audit_output/outputs/word/documents/149_طلب اعادة فتح شكوى رقم 199058 ـ في 13-11-1445 ـ 21-05-2024.docx
+++ b/zaini_case_audit_output/outputs/word/documents/149_طلب اعادة فتح شكوى رقم 199058 ـ في 13-11-1445 ـ 21-05-2024.docx
@@ -70,15 +70,14 @@
     <w:p/>
     <w:p>
       <w:pPr>
+        <w:pStyle w:val="Heading2"/>
         <w:jc w:val="right"/>
         <w:bidi/>
       </w:pPr>
       <w:r>
-        <w:rPr>
-          <w:b w:val="0"/>
-          <w:i w:val="0"/>
-        </w:rPr>
-        <w:t>ةينورتكلإلا ىوكشلا</w:t>
+        <w:t>[المتن الفعلي: الوقائع / الأسباب / المنطوق] ===</w:t>
+        <w:br/>
+        <w:t>الشكوى الإلكترونية</w:t>
       </w:r>
     </w:p>
     <w:p>
@@ -96,27 +95,25 @@
     </w:p>
     <w:p>
       <w:pPr>
+        <w:pStyle w:val="Heading2"/>
         <w:jc w:val="right"/>
         <w:bidi/>
       </w:pPr>
       <w:r>
-        <w:rPr>
-          <w:b w:val="0"/>
-          <w:i w:val="0"/>
-        </w:rPr>
-        <w:t>ةيسيئرلا ::</w:t>
+        <w:t>[المُرسَل إليه / المخاطَب والتحية] ===</w:t>
+        <w:br/>
+        <w:t>:: الرئيسية</w:t>
       </w:r>
     </w:p>
     <w:p>
       <w:pPr>
+        <w:pStyle w:val="Heading2"/>
         <w:jc w:val="right"/>
         <w:bidi/>
       </w:pPr>
       <w:r>
-        <w:rPr>
-          <w:b w:val="0"/>
-          <w:i w:val="0"/>
-        </w:rPr>
+        <w:t>[المتن الفعلي: الوقائع / الأسباب / المنطوق] ===</w:t>
+        <w:br/>
         <w:t>طلبانی</w:t>
       </w:r>
     </w:p>
@@ -330,27 +327,25 @@
     </w:p>
     <w:p>
       <w:pPr>
+        <w:pStyle w:val="Heading2"/>
         <w:jc w:val="right"/>
         <w:bidi/>
       </w:pPr>
       <w:r>
-        <w:rPr>
-          <w:b w:val="0"/>
-          <w:i w:val="0"/>
-        </w:rPr>
+        <w:t>[الطلبات / المرفقات] ===</w:t>
+        <w:br/>
         <w:t>الجائر الصادر ضدي. وبعد تفهم معاليكم للضرر الحاصل. وأن لي حق معتبر في شكواي قمتم بتوجيهي بالتقدم بالتماس إعادة نظر. وإرفاق جميع مستندات السداد، إلا أن الحاصل هو أنني بعدما تقدمت بالتماس إعادة النظر وقدمت جميع مستندات الوفاء، أصرت محكمة الاستئناف على حكمها الجائر المخالف لأحكام النظام والشرع، و اجتهادها المعيب، وقررت عدم قبول الالتماس، وجاء تسبيبها متناقض بعضه البعض. لذا ألتمس من معاليكم النظر في شكواي هذه. في</w:t>
       </w:r>
     </w:p>
     <w:p>
       <w:pPr>
+        <w:pStyle w:val="Heading2"/>
         <w:jc w:val="right"/>
         <w:bidi/>
       </w:pPr>
       <w:r>
-        <w:rPr>
-          <w:b w:val="0"/>
-          <w:i w:val="0"/>
-        </w:rPr>
+        <w:t>[المتن الفعلي: الوقائع / الأسباب / المنطوق] ===</w:t>
+        <w:br/>
         <w:t>ضوء المستجدات التي حدثت وما قررته محكمة الاستئناف في تسبيبها الغريب يرد التماس إعادة</w:t>
       </w:r>
     </w:p>

--- a/zaini_case_audit_output/outputs/word/documents/149_طلب اعادة فتح شكوى رقم 199058 ـ في 13-11-1445 ـ 21-05-2024.docx
+++ b/zaini_case_audit_output/outputs/word/documents/149_طلب اعادة فتح شكوى رقم 199058 ـ في 13-11-1445 ـ 21-05-2024.docx
@@ -53,20 +53,6 @@
         <w:t>[مخرج آلي / Script Output - سماوي]  [مخرج آلي يحتاج مراجعة بشرية - وردي]</w:t>
       </w:r>
     </w:p>
-    <w:p>
-      <w:pPr>
-        <w:jc w:val="right"/>
-        <w:bidi/>
-      </w:pPr>
-      <w:r>
-        <w:rPr>
-          <w:b w:val="0"/>
-          <w:i/>
-          <w:color w:val="C00000"/>
-        </w:rPr>
-        <w:t>[نص ممسوح OCR صُحِّح ترتيبه آلياً — قد يحتوي أخطاء طفيفة]</w:t>
-      </w:r>
-    </w:p>
     <w:p/>
     <w:p>
       <w:pPr>
@@ -90,7 +76,7 @@
           <w:b w:val="0"/>
           <w:i w:val="0"/>
         </w:rPr>
-        <w:t>.اهنلا عارصلا</w:t>
+        <w:t>الصراع النها.</w:t>
       </w:r>
     </w:p>
     <w:p>
@@ -140,7 +126,7 @@
           <w:b w:val="0"/>
           <w:i w:val="0"/>
         </w:rPr>
-        <w:t>معدلاو لصاوتلا زكرم</w:t>
+        <w:t>مركز التواصل والدعم</w:t>
       </w:r>
     </w:p>
     <w:p>
@@ -166,7 +152,7 @@
           <w:b w:val="0"/>
           <w:i w:val="0"/>
         </w:rPr>
-        <w:t>بلطلا ةجلاعم مت ىوكشلا ةلاح</w:t>
+        <w:t>حالة الشكوى تم معالجة الطلب</w:t>
       </w:r>
     </w:p>
     <w:p>
@@ -192,7 +178,7 @@
           <w:b w:val="0"/>
           <w:i w:val="0"/>
         </w:rPr>
-        <w:t>ةعجارملا تحت لاز امو لسرم حتف ةداعا بلط كيدل دجوي</w:t>
+        <w:t>يوجد لديك طلب اعادة فتح مرسل وما زال تحت المراجعة</w:t>
       </w:r>
     </w:p>
     <w:p>
@@ -205,7 +191,7 @@
           <w:b w:val="0"/>
           <w:i w:val="0"/>
         </w:rPr>
-        <w:t>بلطلا عون</w:t>
+        <w:t>نوع الطلب</w:t>
       </w:r>
     </w:p>
     <w:p>
@@ -359,7 +345,7 @@
           <w:b w:val="0"/>
           <w:i w:val="0"/>
         </w:rPr>
-        <w:t>مكحلا يف قباسلا اهبيبست فلاخ يذلاو .رظنلا</w:t>
+        <w:t>النظر. والذي خالف تسبيبها السابق في الحكم</w:t>
       </w:r>
     </w:p>
     <w:p>
@@ -385,7 +371,7 @@
           <w:b w:val="0"/>
           <w:i w:val="0"/>
         </w:rPr>
-        <w:t>. ةمدخلا مييقت</w:t>
+        <w:t>تقييم الخدمة .</w:t>
       </w:r>
     </w:p>
     <w:p>
@@ -411,7 +397,7 @@
           <w:b w:val="0"/>
           <w:i w:val="0"/>
         </w:rPr>
-        <w:t>ةلاحلا</w:t>
+        <w:t>الحالة</w:t>
       </w:r>
     </w:p>
     <w:p>
@@ -424,7 +410,7 @@
           <w:b w:val="0"/>
           <w:i w:val="0"/>
         </w:rPr>
-        <w:t>ةجلاعملا تحت</w:t>
+        <w:t>تحت المعالجة</w:t>
       </w:r>
     </w:p>
     <w:p>
